--- a/api/templates/Single TT Will - Individual (Clio).docx
+++ b/api/templates/Single TT Will - Individual (Clio).docx
@@ -29,9 +29,7 @@
         <w:pStyle w:val="AEPTitle"/>
       </w:pPr>
       <w:r>
-        <w:rPr>
-          <w:highlight w:val="yellow"/>
-        </w:rPr>
+        <w:rPr/>
         <w:t>&lt;&lt; Matter.Client.Name &gt;&gt;</w:t>
       </w:r>
       <w:r>
@@ -247,9 +245,7 @@
         <w:t xml:space="preserve">Last Will of </w:t>
       </w:r>
       <w:r>
-        <w:rPr>
-          <w:highlight w:val="yellow"/>
-        </w:rPr>
+        <w:rPr/>
         <w:t>&lt;&lt; Matter.Client.Name &gt;&gt;</w:t>
       </w:r>
     </w:p>
@@ -261,9 +257,7 @@
         <w:t xml:space="preserve">of </w:t>
       </w:r>
       <w:r>
-        <w:rPr>
-          <w:highlight w:val="yellow"/>
-        </w:rPr>
+        <w:rPr/>
         <w:t>&lt;&lt; Matter.Client.Address &gt;&gt;</w:t>
       </w:r>
     </w:p>
@@ -379,21 +373,15 @@
         <w:pStyle w:val="Heading3"/>
       </w:pPr>
       <w:r>
-        <w:rPr>
-          <w:highlight w:val="cyan"/>
-        </w:rPr>
+        <w:rPr/>
         <w:t xml:space="preserve">[#if </w:t>
       </w:r>
       <w:r>
-        <w:rPr>
-          <w:highlight w:val="cyan"/>
-        </w:rPr>
+        <w:rPr/>
         <w:t>TT is to benefit children</w:t>
       </w:r>
       <w:r>
-        <w:rPr>
-          <w:highlight w:val="cyan"/>
-        </w:rPr>
+        <w:rPr/>
         <w:t>]</w:t>
       </w:r>
       <w:r>
@@ -429,7 +417,6 @@
       <w:r>
         <w:rPr>
           <w:b/>
-          <w:highlight w:val="yellow"/>
         </w:rPr>
         <w:t>&lt;&lt; Matter.Client.Name &gt;&gt;</w:t>
       </w:r>
@@ -462,9 +449,7 @@
         <w:t xml:space="preserve">Initial Trustee - </w:t>
       </w:r>
       <w:r>
-        <w:rPr>
-          <w:highlight w:val="yellow"/>
-        </w:rPr>
+        <w:rPr/>
         <w:t>&lt;&lt; Matter.CustomField.InitialTrusteeTt1 &gt;&gt;</w:t>
       </w:r>
       <w:r>
@@ -482,9 +467,7 @@
         <w:t xml:space="preserve">Backup Trustee - </w:t>
       </w:r>
       <w:r>
-        <w:rPr>
-          <w:highlight w:val="yellow"/>
-        </w:rPr>
+        <w:rPr/>
         <w:t>&lt;&lt; Matter.CustomField.BackupTrusteeTt1 &gt;&gt;</w:t>
       </w:r>
       <w:r>
@@ -503,21 +486,15 @@
       </w:r>
       <w:bookmarkStart w:id="2" w:name="_Hlk197261986"/>
       <w:r>
-        <w:rPr>
-          <w:highlight w:val="yellow"/>
-        </w:rPr>
+        <w:rPr/>
         <w:t>&lt;&lt; Matter.CustomField.</w:t>
       </w:r>
       <w:r>
-        <w:rPr>
-          <w:highlight w:val="yellow"/>
-        </w:rPr>
+        <w:rPr/>
         <w:t>Further</w:t>
       </w:r>
       <w:r>
-        <w:rPr>
-          <w:highlight w:val="yellow"/>
-        </w:rPr>
+        <w:rPr/>
         <w:t>BackupTrusteeTt1 &gt;&gt;</w:t>
       </w:r>
       <w:r>
@@ -539,9 +516,7 @@
         <w:t xml:space="preserve">Appointor - </w:t>
       </w:r>
       <w:r>
-        <w:rPr>
-          <w:highlight w:val="yellow"/>
-        </w:rPr>
+        <w:rPr/>
         <w:t>&lt;&lt; Matter.CustomField.InitialAppointorTt1 &gt;&gt;</w:t>
       </w:r>
       <w:r>
@@ -559,9 +534,7 @@
         <w:t xml:space="preserve">Backup Appointor - </w:t>
       </w:r>
       <w:r>
-        <w:rPr>
-          <w:highlight w:val="yellow"/>
-        </w:rPr>
+        <w:rPr/>
         <w:t>&lt;&lt; Matter.CustomField.BackupAppointorTt1 &gt;&gt;</w:t>
       </w:r>
       <w:r>
@@ -579,9 +552,7 @@
         <w:t xml:space="preserve">Further Backup Appointor - </w:t>
       </w:r>
       <w:r>
-        <w:rPr>
-          <w:highlight w:val="yellow"/>
-        </w:rPr>
+        <w:rPr/>
         <w:t>&lt;&lt; Matter.CustomField.FurtherBackupAppointorTt1 &gt;&gt;</w:t>
       </w:r>
       <w:r>
@@ -596,27 +567,19 @@
         <w:pStyle w:val="Heading3"/>
       </w:pPr>
       <w:r>
-        <w:rPr>
-          <w:highlight w:val="cyan"/>
-        </w:rPr>
+        <w:rPr/>
         <w:t>[</w:t>
       </w:r>
       <w:r>
-        <w:rPr>
-          <w:highlight w:val="cyan"/>
-        </w:rPr>
+        <w:rPr/>
         <w:t xml:space="preserve">#if </w:t>
       </w:r>
       <w:r>
-        <w:rPr>
-          <w:highlight w:val="cyan"/>
-        </w:rPr>
+        <w:rPr/>
         <w:t>TT is to benefit someone other than children</w:t>
       </w:r>
       <w:r>
-        <w:rPr>
-          <w:highlight w:val="cyan"/>
-        </w:rPr>
+        <w:rPr/>
         <w:t>]</w:t>
       </w:r>
       <w:r>
@@ -646,7 +609,6 @@
       <w:r>
         <w:rPr>
           <w:b/>
-          <w:highlight w:val="yellow"/>
         </w:rPr>
         <w:t>&lt;&lt; Matter.Client.Name &gt;&gt;</w:t>
       </w:r>
@@ -671,9 +633,7 @@
         <w:t xml:space="preserve"> - </w:t>
       </w:r>
       <w:r>
-        <w:rPr>
-          <w:highlight w:val="yellow"/>
-        </w:rPr>
+        <w:rPr/>
         <w:t>&lt;&lt; Matter.CustomField.NominatedBeneficiaryTt1 &gt;&gt;</w:t>
       </w:r>
     </w:p>
@@ -685,9 +645,7 @@
         <w:t xml:space="preserve">Initial Trustee - </w:t>
       </w:r>
       <w:r>
-        <w:rPr>
-          <w:highlight w:val="yellow"/>
-        </w:rPr>
+        <w:rPr/>
         <w:t>&lt;&lt; Matter.CustomField.InitialTrusteeTt1 &gt;&gt;</w:t>
       </w:r>
       <w:r>
@@ -705,9 +663,7 @@
         <w:t xml:space="preserve">Backup Trustee - </w:t>
       </w:r>
       <w:r>
-        <w:rPr>
-          <w:highlight w:val="yellow"/>
-        </w:rPr>
+        <w:rPr/>
         <w:t>&lt;&lt; Matter.CustomField.BackupTrusteeTt1 &gt;&gt;</w:t>
       </w:r>
       <w:r>
@@ -725,9 +681,7 @@
         <w:t xml:space="preserve">Further Backup Trustee - </w:t>
       </w:r>
       <w:r>
-        <w:rPr>
-          <w:highlight w:val="yellow"/>
-        </w:rPr>
+        <w:rPr/>
         <w:t>&lt;&lt; Matter.CustomField.FurtherBackupTrusteeTt1 &gt;&gt;</w:t>
       </w:r>
       <w:r>
@@ -748,9 +702,7 @@
         <w:t xml:space="preserve">Appointor - </w:t>
       </w:r>
       <w:r>
-        <w:rPr>
-          <w:highlight w:val="yellow"/>
-        </w:rPr>
+        <w:rPr/>
         <w:t>&lt;&lt; Matter.CustomField.InitialAppointorTt1 &gt;&gt;</w:t>
       </w:r>
       <w:r>
@@ -768,9 +720,7 @@
         <w:t xml:space="preserve">Backup Appointor - </w:t>
       </w:r>
       <w:r>
-        <w:rPr>
-          <w:highlight w:val="yellow"/>
-        </w:rPr>
+        <w:rPr/>
         <w:t>&lt;&lt; Matter.CustomField.BackupAppointorTt1 &gt;&gt;</w:t>
       </w:r>
       <w:r>
@@ -788,9 +738,7 @@
         <w:t xml:space="preserve">Further Backup Appointor - </w:t>
       </w:r>
       <w:r>
-        <w:rPr>
-          <w:highlight w:val="yellow"/>
-        </w:rPr>
+        <w:rPr/>
         <w:t>&lt;&lt; Matter.CustomField.FurtherBackupAppointorTt1 &gt;&gt;</w:t>
       </w:r>
       <w:r>
@@ -861,9 +809,7 @@
         <w:pStyle w:val="Heading3"/>
       </w:pPr>
       <w:r>
-        <w:rPr>
-          <w:highlight w:val="yellow"/>
-        </w:rPr>
+        <w:rPr/>
         <w:t>&lt;&lt; Matter.CustomField.InitialExecutor &gt;&gt;</w:t>
       </w:r>
       <w:r>
@@ -878,18 +824,14 @@
         <w:t xml:space="preserve">if </w:t>
       </w:r>
       <w:r>
-        <w:rPr>
-          <w:highlight w:val="yellow"/>
-        </w:rPr>
+        <w:rPr/>
         <w:t>&lt;&lt; Matter.CustomField.InitialExecutor &gt;&gt;</w:t>
       </w:r>
       <w:r>
         <w:t xml:space="preserve"> is unable or unwilling to act for any reason, then I appoint </w:t>
       </w:r>
       <w:r>
-        <w:rPr>
-          <w:highlight w:val="yellow"/>
-        </w:rPr>
+        <w:rPr/>
         <w:t>&lt;&lt; Matter.CustomField.BackupExecutor &gt;&gt;</w:t>
       </w:r>
       <w:r>
@@ -908,18 +850,14 @@
         <w:t xml:space="preserve">if </w:t>
       </w:r>
       <w:r>
-        <w:rPr>
-          <w:highlight w:val="yellow"/>
-        </w:rPr>
+        <w:rPr/>
         <w:t>&lt;&lt; Matter.CustomField.BackupExecutor &gt;&gt;</w:t>
       </w:r>
       <w:r>
         <w:t xml:space="preserve"> is unable or unwilling to act for any reason, then I appoint </w:t>
       </w:r>
       <w:r>
-        <w:rPr>
-          <w:highlight w:val="yellow"/>
-        </w:rPr>
+        <w:rPr/>
         <w:t>&lt;&lt; Matter.CustomField.FurtherBackupExecutor &gt;&gt;</w:t>
       </w:r>
       <w:bookmarkStart w:id="13" w:name="_Toc389476408"/>
@@ -1089,9 +1027,7 @@
         <w:pStyle w:val="Heading1"/>
       </w:pPr>
       <w:r>
-        <w:rPr>
-          <w:highlight w:val="cyan"/>
-        </w:rPr>
+        <w:rPr/>
         <w:t>#if minors</w:t>
       </w:r>
       <w:r>
@@ -1111,9 +1047,7 @@
         <w:pStyle w:val="Heading3"/>
       </w:pPr>
       <w:r>
-        <w:rPr>
-          <w:highlight w:val="yellow"/>
-        </w:rPr>
+        <w:rPr/>
         <w:t>&lt;&lt; Matter.CustomField.InitialGuardian &gt;&gt;</w:t>
       </w:r>
       <w:r>
@@ -1131,18 +1065,14 @@
         <w:t xml:space="preserve">if </w:t>
       </w:r>
       <w:r>
-        <w:rPr>
-          <w:highlight w:val="yellow"/>
-        </w:rPr>
+        <w:rPr/>
         <w:t>&lt;&lt; Matter.CustomField.InitialGuardian &gt;&gt;</w:t>
       </w:r>
       <w:r>
         <w:t xml:space="preserve"> is unable or unwilling to act for any reason, then I appoint </w:t>
       </w:r>
       <w:r>
-        <w:rPr>
-          <w:highlight w:val="yellow"/>
-        </w:rPr>
+        <w:rPr/>
         <w:t>&lt;&lt; Matter.CustomField.BackupGuardian &gt;&gt;</w:t>
       </w:r>
       <w:r>
@@ -1212,21 +1142,15 @@
         </w:numPr>
       </w:pPr>
       <w:r>
-        <w:rPr>
-          <w:highlight w:val="cyan"/>
-        </w:rPr>
+        <w:rPr/>
         <w:t>[#if Testator wishes to</w:t>
       </w:r>
       <w:r>
-        <w:rPr>
-          <w:highlight w:val="cyan"/>
-        </w:rPr>
+        <w:rPr/>
         <w:t xml:space="preserve"> benefit children</w:t>
       </w:r>
       <w:r>
-        <w:rPr>
-          <w:highlight w:val="cyan"/>
-        </w:rPr>
+        <w:rPr/>
         <w:t>]</w:t>
       </w:r>
     </w:p>
@@ -1263,21 +1187,15 @@
         </w:numPr>
       </w:pPr>
       <w:r>
-        <w:rPr>
-          <w:highlight w:val="cyan"/>
-        </w:rPr>
+        <w:rPr/>
         <w:t>[#if Testator wishes to</w:t>
       </w:r>
       <w:r>
-        <w:rPr>
-          <w:highlight w:val="cyan"/>
-        </w:rPr>
+        <w:rPr/>
         <w:t xml:space="preserve"> benefit someone other than children</w:t>
       </w:r>
       <w:r>
-        <w:rPr>
-          <w:highlight w:val="cyan"/>
-        </w:rPr>
+        <w:rPr/>
         <w:t>]</w:t>
       </w:r>
     </w:p>
@@ -1286,18 +1204,14 @@
         <w:pStyle w:val="Heading2"/>
       </w:pPr>
       <w:r>
-        <w:rPr>
-          <w:highlight w:val="cyan"/>
-        </w:rPr>
+        <w:rPr/>
         <w:t xml:space="preserve">#If only one named recipient of Personal Items: </w:t>
       </w:r>
       <w:r>
         <w:t xml:space="preserve">I give my Personal Belongings to </w:t>
       </w:r>
       <w:r>
-        <w:rPr>
-          <w:highlight w:val="yellow"/>
-        </w:rPr>
+        <w:rPr/>
         <w:t>&lt;&lt; Matter.CustomField.Beneficiary1 &gt;&gt;</w:t>
       </w:r>
       <w:r>
@@ -1309,9 +1223,7 @@
         <w:pStyle w:val="Heading2"/>
       </w:pPr>
       <w:r>
-        <w:rPr>
-          <w:highlight w:val="cyan"/>
-        </w:rPr>
+        <w:rPr/>
         <w:t>#If two named recipients of Personal Items:</w:t>
       </w:r>
       <w:r>
@@ -1321,7 +1233,6 @@
         <w:rPr>
           <w:rFonts w:eastAsiaTheme="minorEastAsia" w:cstheme="minorBidi"/>
           <w:color w:val="1E2635"/>
-          <w:highlight w:val="yellow"/>
         </w:rPr>
         <w:t>&lt;&lt; Matter.CustomField.Beneficiary1 &gt;&gt;</w:t>
       </w:r>
@@ -1329,9 +1240,7 @@
         <w:t xml:space="preserve"> and </w:t>
       </w:r>
       <w:r>
-        <w:rPr>
-          <w:highlight w:val="yellow"/>
-        </w:rPr>
+        <w:rPr/>
         <w:t>&lt;&lt; Matter.CustomField.Beneficiary2 &gt;&gt;</w:t>
       </w:r>
       <w:r>
@@ -1343,9 +1252,7 @@
         <w:pStyle w:val="Heading2"/>
       </w:pPr>
       <w:r>
-        <w:rPr>
-          <w:highlight w:val="cyan"/>
-        </w:rPr>
+        <w:rPr/>
         <w:t>#If three named recipients of Personal Items:</w:t>
       </w:r>
       <w:r>
@@ -1355,7 +1262,6 @@
         <w:rPr>
           <w:rFonts w:eastAsiaTheme="minorEastAsia" w:cstheme="minorBidi"/>
           <w:color w:val="1E2635"/>
-          <w:highlight w:val="yellow"/>
         </w:rPr>
         <w:t>&lt;&lt; Matter.CustomField.Beneficiary1 &gt;&gt;</w:t>
       </w:r>
@@ -1363,18 +1269,14 @@
         <w:t xml:space="preserve">, </w:t>
       </w:r>
       <w:r>
-        <w:rPr>
-          <w:highlight w:val="yellow"/>
-        </w:rPr>
+        <w:rPr/>
         <w:t>&lt;&lt; Matter.CustomField.Beneficiary2 &gt;&gt;</w:t>
       </w:r>
       <w:r>
         <w:t xml:space="preserve"> and </w:t>
       </w:r>
       <w:r>
-        <w:rPr>
-          <w:highlight w:val="yellow"/>
-        </w:rPr>
+        <w:rPr/>
         <w:t>&lt;&lt; Matter.CustomField.Beneficiary3 &gt;&gt;</w:t>
       </w:r>
       <w:r>
@@ -1413,7 +1315,6 @@
       <w:r>
         <w:rPr>
           <w:rStyle w:val="normaltextrun"/>
-          <w:highlight w:val="cyan"/>
         </w:rPr>
         <w:t>[#Option 1: if TT is to benefit children]</w:t>
       </w:r>
@@ -1431,7 +1332,6 @@
       <w:r>
         <w:rPr>
           <w:bCs/>
-          <w:highlight w:val="yellow"/>
         </w:rPr>
         <w:t>&lt;&lt; Matter.Client.Name &gt;&gt;</w:t>
       </w:r>
@@ -1497,9 +1397,7 @@
         <w:t xml:space="preserve">as to a </w:t>
       </w:r>
       <w:r>
-        <w:rPr>
-          <w:highlight w:val="cyan"/>
-        </w:rPr>
+        <w:rPr/>
         <w:t>[insert %]</w:t>
       </w:r>
       <w:r>
@@ -1509,18 +1407,14 @@
         <w:t xml:space="preserve"> </w:t>
       </w:r>
       <w:r>
-        <w:rPr>
-          <w:highlight w:val="yellow"/>
-        </w:rPr>
+        <w:rPr/>
         <w:t>&lt;&lt; Matter.CustomField.CalamityBeneficiary1 &gt;&gt;</w:t>
       </w:r>
       <w:r>
         <w:t xml:space="preserve"> absolutely with the Giftover Provision </w:t>
       </w:r>
       <w:r>
-        <w:rPr>
-          <w:highlight w:val="cyan"/>
-        </w:rPr>
+        <w:rPr/>
         <w:t>[#applying/ not applying]</w:t>
       </w:r>
       <w:r>
@@ -1535,9 +1429,7 @@
         <w:t xml:space="preserve">as to a </w:t>
       </w:r>
       <w:r>
-        <w:rPr>
-          <w:highlight w:val="cyan"/>
-        </w:rPr>
+        <w:rPr/>
         <w:t>[insert %]</w:t>
       </w:r>
       <w:r>
@@ -1547,30 +1439,22 @@
         <w:t xml:space="preserve"> </w:t>
       </w:r>
       <w:r>
-        <w:rPr>
-          <w:highlight w:val="yellow"/>
-        </w:rPr>
+        <w:rPr/>
         <w:t>&lt;&lt; Matter.CustomField.CalamityBeneficiary</w:t>
       </w:r>
       <w:r>
-        <w:rPr>
-          <w:highlight w:val="yellow"/>
-        </w:rPr>
+        <w:rPr/>
         <w:t>2</w:t>
       </w:r>
       <w:r>
-        <w:rPr>
-          <w:highlight w:val="yellow"/>
-        </w:rPr>
+        <w:rPr/>
         <w:t xml:space="preserve"> &gt;&gt;</w:t>
       </w:r>
       <w:r>
         <w:t xml:space="preserve"> absolutely with the Giftover Provision </w:t>
       </w:r>
       <w:r>
-        <w:rPr>
-          <w:highlight w:val="cyan"/>
-        </w:rPr>
+        <w:rPr/>
         <w:t>[#applying/ not applying]</w:t>
       </w:r>
       <w:r>
@@ -1585,39 +1469,29 @@
         <w:t xml:space="preserve">as to a </w:t>
       </w:r>
       <w:r>
-        <w:rPr>
-          <w:highlight w:val="cyan"/>
-        </w:rPr>
+        <w:rPr/>
         <w:t>[insert %]</w:t>
       </w:r>
       <w:r>
         <w:t xml:space="preserve"> to </w:t>
       </w:r>
       <w:r>
-        <w:rPr>
-          <w:highlight w:val="yellow"/>
-        </w:rPr>
+        <w:rPr/>
         <w:t>&lt;&lt; Matter.CustomField.CalamityBeneficiary</w:t>
       </w:r>
       <w:r>
-        <w:rPr>
-          <w:highlight w:val="yellow"/>
-        </w:rPr>
+        <w:rPr/>
         <w:t>3</w:t>
       </w:r>
       <w:r>
-        <w:rPr>
-          <w:highlight w:val="yellow"/>
-        </w:rPr>
+        <w:rPr/>
         <w:t xml:space="preserve"> &gt;&gt;</w:t>
       </w:r>
       <w:r>
         <w:t xml:space="preserve"> absolutely with the Giftover Provision </w:t>
       </w:r>
       <w:r>
-        <w:rPr>
-          <w:highlight w:val="cyan"/>
-        </w:rPr>
+        <w:rPr/>
         <w:t>[#applying/ not applying]</w:t>
       </w:r>
       <w:r>
@@ -1629,9 +1503,7 @@
         <w:pStyle w:val="Heading2"/>
       </w:pPr>
       <w:r>
-        <w:rPr>
-          <w:highlight w:val="yellow"/>
-        </w:rPr>
+        <w:rPr/>
         <w:t>#if 2 gifts above:</w:t>
       </w:r>
       <w:r>
@@ -1643,18 +1515,14 @@
         <w:pStyle w:val="Heading2"/>
       </w:pPr>
       <w:r>
-        <w:rPr>
-          <w:highlight w:val="yellow"/>
-        </w:rPr>
+        <w:rPr/>
         <w:t>#if 3 or more gifts above:</w:t>
       </w:r>
       <w:r>
         <w:t xml:space="preserve"> If any of the gifts in the preceding clause fail for any reason, then that gift or those gifts will revert to and form part of the share of my Residual Estate in respect of which the remaining gift or gifts have taken effect in the same proportions as those gifts which have not failed bear to one another. </w:t>
       </w:r>
       <w:r>
-        <w:rPr>
-          <w:highlight w:val="cyan"/>
-        </w:rPr>
+        <w:rPr/>
         <w:t>[#end]</w:t>
       </w:r>
     </w:p>
@@ -1672,21 +1540,18 @@
       <w:r>
         <w:rPr>
           <w:rStyle w:val="normaltextrun"/>
-          <w:highlight w:val="cyan"/>
         </w:rPr>
         <w:t xml:space="preserve">[#Option 2: </w:t>
       </w:r>
       <w:r>
         <w:rPr>
           <w:rStyle w:val="normaltextrun"/>
-          <w:highlight w:val="cyan"/>
         </w:rPr>
         <w:t>if TT is to benefit someone other than children</w:t>
       </w:r>
       <w:r>
         <w:rPr>
           <w:rStyle w:val="normaltextrun"/>
-          <w:highlight w:val="cyan"/>
         </w:rPr>
         <w:t>]</w:t>
       </w:r>
@@ -1704,7 +1569,6 @@
       <w:r>
         <w:rPr>
           <w:bCs/>
-          <w:highlight w:val="yellow"/>
         </w:rPr>
         <w:t>&lt;&lt; Matter.Client.Name &gt;&gt;</w:t>
       </w:r>
@@ -1742,9 +1606,7 @@
         <w:t xml:space="preserve">that </w:t>
       </w:r>
       <w:r>
-        <w:rPr>
-          <w:highlight w:val="yellow"/>
-        </w:rPr>
+        <w:rPr/>
         <w:t>&lt;&lt; Matter.CustomField.NominatedBeneficiaryTt1 &gt;&gt;</w:t>
       </w:r>
       <w:r>
@@ -1800,9 +1662,7 @@
         <w:t xml:space="preserve">as to a </w:t>
       </w:r>
       <w:r>
-        <w:rPr>
-          <w:highlight w:val="cyan"/>
-        </w:rPr>
+        <w:rPr/>
         <w:t>[insert %]</w:t>
       </w:r>
       <w:r>
@@ -1812,9 +1672,7 @@
         <w:t xml:space="preserve"> </w:t>
       </w:r>
       <w:r>
-        <w:rPr>
-          <w:highlight w:val="yellow"/>
-        </w:rPr>
+        <w:rPr/>
         <w:t>&lt;&lt; Matter.CustomField.CalamityBeneficiary1 &gt;&gt;</w:t>
       </w:r>
       <w:r>
@@ -1824,9 +1682,7 @@
         <w:t xml:space="preserve">absolutely with the Giftover Provision </w:t>
       </w:r>
       <w:r>
-        <w:rPr>
-          <w:highlight w:val="cyan"/>
-        </w:rPr>
+        <w:rPr/>
         <w:t>[#applying/ not applying]</w:t>
       </w:r>
       <w:r>
@@ -1841,9 +1697,7 @@
         <w:t xml:space="preserve">as to a </w:t>
       </w:r>
       <w:r>
-        <w:rPr>
-          <w:highlight w:val="cyan"/>
-        </w:rPr>
+        <w:rPr/>
         <w:t>[insert %]</w:t>
       </w:r>
       <w:r>
@@ -1853,30 +1707,22 @@
         <w:t xml:space="preserve"> </w:t>
       </w:r>
       <w:r>
-        <w:rPr>
-          <w:highlight w:val="yellow"/>
-        </w:rPr>
+        <w:rPr/>
         <w:t>&lt;&lt; Matter.CustomField.CalamityBeneficiary</w:t>
       </w:r>
       <w:r>
-        <w:rPr>
-          <w:highlight w:val="yellow"/>
-        </w:rPr>
+        <w:rPr/>
         <w:t>2</w:t>
       </w:r>
       <w:r>
-        <w:rPr>
-          <w:highlight w:val="yellow"/>
-        </w:rPr>
+        <w:rPr/>
         <w:t xml:space="preserve"> &gt;&gt;</w:t>
       </w:r>
       <w:r>
         <w:t xml:space="preserve"> absolutely with the Giftover Provision </w:t>
       </w:r>
       <w:r>
-        <w:rPr>
-          <w:highlight w:val="cyan"/>
-        </w:rPr>
+        <w:rPr/>
         <w:t>[#applying/ not applying]</w:t>
       </w:r>
       <w:r>
@@ -1891,9 +1737,7 @@
         <w:t xml:space="preserve">as to a </w:t>
       </w:r>
       <w:r>
-        <w:rPr>
-          <w:highlight w:val="cyan"/>
-        </w:rPr>
+        <w:rPr/>
         <w:t>[insert %]</w:t>
       </w:r>
       <w:r>
@@ -1903,21 +1747,15 @@
         <w:t xml:space="preserve"> </w:t>
       </w:r>
       <w:r>
-        <w:rPr>
-          <w:highlight w:val="yellow"/>
-        </w:rPr>
+        <w:rPr/>
         <w:t>&lt;&lt; Matter.CustomField.CalamityBeneficiary</w:t>
       </w:r>
       <w:r>
-        <w:rPr>
-          <w:highlight w:val="yellow"/>
-        </w:rPr>
+        <w:rPr/>
         <w:t>3</w:t>
       </w:r>
       <w:r>
-        <w:rPr>
-          <w:highlight w:val="yellow"/>
-        </w:rPr>
+        <w:rPr/>
         <w:t xml:space="preserve"> &gt;&gt;</w:t>
       </w:r>
       <w:r>
@@ -1927,9 +1765,7 @@
         <w:t xml:space="preserve">absolutely with the Giftover Provision </w:t>
       </w:r>
       <w:r>
-        <w:rPr>
-          <w:highlight w:val="cyan"/>
-        </w:rPr>
+        <w:rPr/>
         <w:t>[#applying/ not applying]</w:t>
       </w:r>
       <w:r>
@@ -1941,9 +1777,7 @@
         <w:pStyle w:val="Heading2"/>
       </w:pPr>
       <w:r>
-        <w:rPr>
-          <w:highlight w:val="yellow"/>
-        </w:rPr>
+        <w:rPr/>
         <w:t>#if 2 gifts above:</w:t>
       </w:r>
       <w:r>
@@ -1955,18 +1789,14 @@
         <w:pStyle w:val="Heading2"/>
       </w:pPr>
       <w:r>
-        <w:rPr>
-          <w:highlight w:val="yellow"/>
-        </w:rPr>
+        <w:rPr/>
         <w:t>#if 3 or more gifts above:</w:t>
       </w:r>
       <w:r>
         <w:t xml:space="preserve"> If any of the gifts in the preceding clause fail for any reason, then that gift or those gifts will revert to and form part of the share of my Residual Estate in respect of which the remaining gift or gifts have taken effect in the same proportions as those gifts which have not failed bear to one another. </w:t>
       </w:r>
       <w:r>
-        <w:rPr>
-          <w:highlight w:val="cyan"/>
-        </w:rPr>
+        <w:rPr/>
         <w:t>[#end]</w:t>
       </w:r>
     </w:p>
@@ -2230,7 +2060,6 @@
       <w:r>
         <w:rPr>
           <w:bCs/>
-          <w:highlight w:val="yellow"/>
         </w:rPr>
         <w:t>&lt;&lt; Matter.Client.Name &gt;&gt;</w:t>
       </w:r>
@@ -2247,7 +2076,6 @@
       <w:r>
         <w:rPr>
           <w:bCs/>
-          <w:highlight w:val="yellow"/>
         </w:rPr>
         <w:t>&lt;&lt; Matter.Client.Name &gt;&gt;</w:t>
       </w:r>
@@ -2310,7 +2138,6 @@
       <w:r>
         <w:rPr>
           <w:bCs/>
-          <w:highlight w:val="yellow"/>
         </w:rPr>
         <w:t>&lt;&lt; Matter.Client.Name &gt;&gt;</w:t>
       </w:r>
@@ -2517,7 +2344,6 @@
       <w:r>
         <w:rPr>
           <w:bCs/>
-          <w:highlight w:val="yellow"/>
         </w:rPr>
         <w:t>&lt;&lt; Matter.Client.Name &gt;&gt;</w:t>
       </w:r>
@@ -5031,76 +4857,52 @@
     <w:p>
       <w:pPr>
         <w:pStyle w:val="Heading1"/>
-        <w:rPr>
-          <w:highlight w:val="cyan"/>
-        </w:rPr>
+        <w:rPr/>
       </w:pPr>
       <w:bookmarkStart w:id="87" w:name="_Ref62205685"/>
       <w:bookmarkStart w:id="88" w:name="_Toc386906397"/>
       <w:bookmarkStart w:id="89" w:name="_Toc389476422"/>
       <w:r>
-        <w:rPr>
-          <w:highlight w:val="cyan"/>
-        </w:rPr>
+        <w:rPr/>
         <w:t xml:space="preserve">[#Clause </w:t>
       </w:r>
       <w:r>
-        <w:rPr>
-          <w:highlight w:val="cyan"/>
-        </w:rPr>
+        <w:rPr/>
         <w:fldChar w:fldCharType="begin"/>
       </w:r>
       <w:r>
-        <w:rPr>
-          <w:highlight w:val="cyan"/>
-        </w:rPr>
+        <w:rPr/>
         <w:instrText xml:space="preserve"> REF _Ref62205685 \n \h </w:instrText>
       </w:r>
       <w:r>
-        <w:rPr>
-          <w:highlight w:val="cyan"/>
-        </w:rPr>
+        <w:rPr/>
         <w:instrText xml:space="preserve"> \* MERGEFORMAT </w:instrText>
       </w:r>
       <w:r>
-        <w:rPr>
-          <w:highlight w:val="cyan"/>
-        </w:rPr>
-      </w:r>
-      <w:r>
-        <w:rPr>
-          <w:highlight w:val="cyan"/>
-        </w:rPr>
+        <w:rPr/>
+      </w:r>
+      <w:r>
+        <w:rPr/>
         <w:fldChar w:fldCharType="separate"/>
       </w:r>
       <w:r>
-        <w:rPr>
-          <w:highlight w:val="cyan"/>
-        </w:rPr>
+        <w:rPr/>
         <w:t>14</w:t>
       </w:r>
       <w:r>
-        <w:rPr>
-          <w:highlight w:val="cyan"/>
-        </w:rPr>
+        <w:rPr/>
         <w:fldChar w:fldCharType="end"/>
       </w:r>
       <w:r>
-        <w:rPr>
-          <w:highlight w:val="cyan"/>
-        </w:rPr>
+        <w:rPr/>
         <w:t xml:space="preserve"> </w:t>
       </w:r>
       <w:r>
-        <w:rPr>
-          <w:highlight w:val="cyan"/>
-        </w:rPr>
+        <w:rPr/>
         <w:t xml:space="preserve">is </w:t>
       </w:r>
       <w:r>
-        <w:rPr>
-          <w:highlight w:val="cyan"/>
-        </w:rPr>
+        <w:rPr/>
         <w:t xml:space="preserve">optional where Foreign Persons are to be excluded as beneficiaries] </w:t>
       </w:r>
       <w:r>
@@ -5822,9 +5624,7 @@
         <w:pStyle w:val="Heading3"/>
       </w:pPr>
       <w:r>
-        <w:rPr>
-          <w:highlight w:val="cyan"/>
-        </w:rPr>
+        <w:rPr/>
         <w:t>[#optional where Foreign Persons are to be excluded as beneficiaries]</w:t>
       </w:r>
       <w:r>
@@ -5857,9 +5657,7 @@
         <w:pStyle w:val="Heading3"/>
       </w:pPr>
       <w:r>
-        <w:rPr>
-          <w:highlight w:val="cyan"/>
-        </w:rPr>
+        <w:rPr/>
         <w:t>[#optional where Foreign Persons are to be excluded as beneficiaries]</w:t>
       </w:r>
       <w:r>
@@ -8649,9 +8447,7 @@
       </w:r>
       <w:bookmarkStart w:id="117" w:name="_Hlk197262548"/>
       <w:r>
-        <w:rPr>
-          <w:highlight w:val="yellow"/>
-        </w:rPr>
+        <w:rPr/>
         <w:t>&lt;&lt; Matter.CustomField.Jurisdiction &gt;&gt;</w:t>
       </w:r>
       <w:bookmarkEnd w:id="117"/>
@@ -8792,9 +8588,7 @@
       </w:pPr>
       <w:bookmarkStart w:id="122" w:name="_Hlk197262564"/>
       <w:r>
-        <w:rPr>
-          <w:highlight w:val="yellow"/>
-        </w:rPr>
+        <w:rPr/>
         <w:t>&lt;&lt; Matter.CustomField.InitialAppointorTt1 &gt;&gt;</w:t>
       </w:r>
       <w:r>
@@ -8815,9 +8609,7 @@
       </w:r>
       <w:bookmarkStart w:id="123" w:name="_Hlk197262582"/>
       <w:r>
-        <w:rPr>
-          <w:highlight w:val="yellow"/>
-        </w:rPr>
+        <w:rPr/>
         <w:t>&lt;&lt; Matter.CustomField.InitialAppointorTt1 &gt;&gt;</w:t>
       </w:r>
       <w:r>
@@ -8830,9 +8622,7 @@
         <w:t xml:space="preserve">to act, then </w:t>
       </w:r>
       <w:r>
-        <w:rPr>
-          <w:highlight w:val="yellow"/>
-        </w:rPr>
+        <w:rPr/>
         <w:t>&lt;&lt; Matter.CustomField.BackupAppointorTt1 &gt;&gt;</w:t>
       </w:r>
       <w:bookmarkEnd w:id="123"/>
@@ -8848,9 +8638,7 @@
         <w:t xml:space="preserve">if </w:t>
       </w:r>
       <w:r>
-        <w:rPr>
-          <w:highlight w:val="yellow"/>
-        </w:rPr>
+        <w:rPr/>
         <w:t>&lt;&lt; Matter.CustomField.BackupAppointorTt1 &gt;&gt;</w:t>
       </w:r>
       <w:r>
@@ -8866,9 +8654,7 @@
         <w:t xml:space="preserve">then </w:t>
       </w:r>
       <w:r>
-        <w:rPr>
-          <w:highlight w:val="yellow"/>
-        </w:rPr>
+        <w:rPr/>
         <w:t>&lt;&lt; Matter.CustomField.FurtherBackupAppointorTt1 &gt;&gt;</w:t>
       </w:r>
       <w:r>
@@ -9057,9 +8843,7 @@
         <w:pStyle w:val="AEPTextL1"/>
       </w:pPr>
       <w:r>
-        <w:rPr>
-          <w:highlight w:val="cyan"/>
-        </w:rPr>
+        <w:rPr/>
         <w:t>[#optional where Foreign Persons are NOT excluded as beneficiaries]</w:t>
       </w:r>
       <w:r>
@@ -9126,9 +8910,7 @@
         <w:pStyle w:val="AEPTextL1"/>
       </w:pPr>
       <w:r>
-        <w:rPr>
-          <w:highlight w:val="cyan"/>
-        </w:rPr>
+        <w:rPr/>
         <w:t>[#optional where Foreign Persons are to be excluded as beneficiaries]</w:t>
       </w:r>
       <w:r>
@@ -10753,27 +10535,19 @@
         <w:pStyle w:val="AEPTextL1"/>
       </w:pPr>
       <w:r>
-        <w:rPr>
-          <w:highlight w:val="cyan"/>
-        </w:rPr>
+        <w:rPr/>
         <w:t>#</w:t>
       </w:r>
       <w:r>
-        <w:rPr>
-          <w:highlight w:val="cyan"/>
-        </w:rPr>
+        <w:rPr/>
         <w:t>If</w:t>
       </w:r>
       <w:r>
-        <w:rPr>
-          <w:highlight w:val="cyan"/>
-        </w:rPr>
+        <w:rPr/>
         <w:t xml:space="preserve"> TT is to benefit </w:t>
       </w:r>
       <w:r>
-        <w:rPr>
-          <w:highlight w:val="cyan"/>
-        </w:rPr>
+        <w:rPr/>
         <w:t>children:</w:t>
       </w:r>
       <w:r>
@@ -10797,9 +10571,7 @@
         <w:pStyle w:val="AEPTextL1"/>
       </w:pPr>
       <w:r>
-        <w:rPr>
-          <w:highlight w:val="cyan"/>
-        </w:rPr>
+        <w:rPr/>
         <w:t>#if TT is to benefit someone other than children:</w:t>
       </w:r>
       <w:r>
@@ -10824,9 +10596,7 @@
       </w:r>
       <w:bookmarkStart w:id="130" w:name="_Hlk197262732"/>
       <w:r>
-        <w:rPr>
-          <w:highlight w:val="yellow"/>
-        </w:rPr>
+        <w:rPr/>
         <w:t>&lt;&lt; Matter.CustomField.NominatedBeneficiaryTt1 &gt;&gt;</w:t>
       </w:r>
       <w:bookmarkEnd w:id="130"/>
@@ -11010,45 +10780,31 @@
         <w:ind w:left="0"/>
       </w:pPr>
       <w:r>
-        <w:rPr>
-          <w:highlight w:val="cyan"/>
-        </w:rPr>
+        <w:rPr/>
         <w:t>[</w:t>
       </w:r>
       <w:r>
-        <w:rPr>
-          <w:highlight w:val="cyan"/>
-        </w:rPr>
+        <w:rPr/>
         <w:t>#</w:t>
       </w:r>
       <w:r>
-        <w:rPr>
-          <w:highlight w:val="cyan"/>
-        </w:rPr>
+        <w:rPr/>
         <w:t xml:space="preserve"> </w:t>
       </w:r>
       <w:r>
-        <w:rPr>
-          <w:highlight w:val="cyan"/>
-        </w:rPr>
+        <w:rPr/>
         <w:t>If</w:t>
       </w:r>
       <w:r>
-        <w:rPr>
-          <w:highlight w:val="cyan"/>
-        </w:rPr>
+        <w:rPr/>
         <w:t xml:space="preserve"> TT is to benefit </w:t>
       </w:r>
       <w:r>
-        <w:rPr>
-          <w:highlight w:val="cyan"/>
-        </w:rPr>
+        <w:rPr/>
         <w:t>childre</w:t>
       </w:r>
       <w:r>
-        <w:rPr>
-          <w:highlight w:val="cyan"/>
-        </w:rPr>
+        <w:rPr/>
         <w:t>n]</w:t>
       </w:r>
     </w:p>
@@ -11112,38 +10868,26 @@
     <w:p>
       <w:pPr>
         <w:pStyle w:val="AEPTextL0"/>
-        <w:rPr>
-          <w:highlight w:val="cyan"/>
-        </w:rPr>
-      </w:pPr>
-      <w:r>
-        <w:rPr>
-          <w:highlight w:val="cyan"/>
-        </w:rPr>
+        <w:rPr/>
+      </w:pPr>
+      <w:r>
+        <w:rPr/>
         <w:t>[</w:t>
       </w:r>
       <w:r>
-        <w:rPr>
-          <w:highlight w:val="cyan"/>
-        </w:rPr>
+        <w:rPr/>
         <w:t xml:space="preserve">#if </w:t>
       </w:r>
       <w:r>
-        <w:rPr>
-          <w:highlight w:val="cyan"/>
-        </w:rPr>
+        <w:rPr/>
         <w:t>the</w:t>
       </w:r>
       <w:r>
-        <w:rPr>
-          <w:highlight w:val="cyan"/>
-        </w:rPr>
+        <w:rPr/>
         <w:t xml:space="preserve"> </w:t>
       </w:r>
       <w:r>
-        <w:rPr>
-          <w:highlight w:val="cyan"/>
-        </w:rPr>
+        <w:rPr/>
         <w:t>TT is to benefit someone other than spouse or children]</w:t>
       </w:r>
     </w:p>
@@ -11680,7 +11424,6 @@
       <w:r>
         <w:rPr>
           <w:bCs/>
-          <w:highlight w:val="yellow"/>
         </w:rPr>
         <w:t>&lt;&lt; Matter.Client.Name &gt;&gt;</w:t>
       </w:r>
@@ -11717,7 +11460,6 @@
       <w:r>
         <w:rPr>
           <w:bCs/>
-          <w:highlight w:val="yellow"/>
         </w:rPr>
         <w:lastRenderedPageBreak/>
         <w:t>&lt;&lt; Matter.Client.Name &gt;&gt;</w:t>
@@ -11739,7 +11481,6 @@
       <w:r>
         <w:rPr>
           <w:bCs/>
-          <w:highlight w:val="yellow"/>
         </w:rPr>
         <w:t>&lt;&lt; Matter.Client.Name &gt;&gt;</w:t>
       </w:r>
@@ -11869,9 +11610,7 @@
       </w:pPr>
       <w:bookmarkStart w:id="133" w:name="_Hlk197259614"/>
       <w:r>
-        <w:rPr>
-          <w:highlight w:val="yellow"/>
-        </w:rPr>
+        <w:rPr/>
         <w:t>&lt;&lt; Matter.CustomField.InitialTrusteeTt1 &gt;&gt;</w:t>
       </w:r>
       <w:r>
@@ -11891,9 +11630,7 @@
         <w:t xml:space="preserve">if </w:t>
       </w:r>
       <w:r>
-        <w:rPr>
-          <w:highlight w:val="yellow"/>
-        </w:rPr>
+        <w:rPr/>
         <w:t>&lt;&lt; Matter.CustomField.InitialTrusteeTt1 &gt;&gt;</w:t>
       </w:r>
       <w:r>
@@ -11916,9 +11653,7 @@
       </w:r>
       <w:bookmarkStart w:id="134" w:name="_Hlk197259644"/>
       <w:r>
-        <w:rPr>
-          <w:highlight w:val="yellow"/>
-        </w:rPr>
+        <w:rPr/>
         <w:t>&lt;&lt; Matter.CustomField.BackupTrusteeTt1 &gt;&gt;</w:t>
       </w:r>
       <w:bookmarkEnd w:id="134"/>
@@ -11934,9 +11669,7 @@
         <w:t xml:space="preserve">if </w:t>
       </w:r>
       <w:r>
-        <w:rPr>
-          <w:highlight w:val="yellow"/>
-        </w:rPr>
+        <w:rPr/>
         <w:t>&lt;&lt; Matter.CustomField.BackupTrusteeTt1 &gt;&gt;</w:t>
       </w:r>
       <w:r>
@@ -11956,9 +11689,7 @@
       </w:r>
       <w:bookmarkStart w:id="135" w:name="_Hlk197259669"/>
       <w:r>
-        <w:rPr>
-          <w:highlight w:val="yellow"/>
-        </w:rPr>
+        <w:rPr/>
         <w:t>&lt;&lt; Matter.CustomField.FurtherBackupTrusteeTt1 &gt;&gt;</w:t>
       </w:r>
       <w:bookmarkEnd w:id="135"/>
@@ -12162,7 +11893,6 @@
       <w:r>
         <w:rPr>
           <w:bCs/>
-          <w:highlight w:val="yellow"/>
         </w:rPr>
         <w:t>&lt;&lt; Matter.Client.Name &gt;&gt;</w:t>
       </w:r>
@@ -12217,7 +11947,6 @@
             <w:r>
               <w:rPr>
                 <w:bCs/>
-                <w:highlight w:val="yellow"/>
               </w:rPr>
               <w:t>&lt;&lt; Matter.Client.Name &gt;&gt;</w:t>
             </w:r>

--- a/api/templates/Single TT Will - Individual (Clio).docx
+++ b/api/templates/Single TT Will - Individual (Clio).docx
@@ -225,6 +225,12 @@
       <w:pPr>
         <w:jc w:val="center"/>
         <w:sectPr>
+          <w:headerReference w:type="default" r:id="rIdWillHdrCover"/>
+          <w:headerReference w:type="even" r:id="rIdWillHdrCover"/>
+          <w:headerReference w:type="first" r:id="rIdWillHdrCover"/>
+          <w:footerReference w:type="default" r:id="rIdWillFtrCover"/>
+          <w:footerReference w:type="even" r:id="rIdWillFtrCover"/>
+          <w:footerReference w:type="first" r:id="rIdWillFtrCover"/>
           <w:pgSz w:w="11906" w:h="16838"/>
           <w:pgMar w:top="1134" w:right="1134" w:bottom="1134" w:left="1134" w:header="709" w:footer="529" w:gutter="0"/>
           <w:pgNumType w:start="2"/>
@@ -4063,7 +4069,7 @@
         <w:rPr>
           <w:rFonts w:cstheme="minorHAnsi"/>
         </w:rPr>
-        <w:t>as if the Testator had died at the Default Time.</w:t>
+        <w:t>as if the &lt;&lt; Will.TestatorLabel &gt;&gt; had died at the Default Time.</w:t>
       </w:r>
       <w:r>
         <w:t xml:space="preserve">  </w:t>
@@ -4164,7 +4170,7 @@
         <w:t xml:space="preserve"> </w:t>
       </w:r>
       <w:r>
-        <w:t xml:space="preserve">is conditional upon specified individuals surviving the Testator, the requirement for the individuals to survive the Testator shall not apply </w:t>
+        <w:t xml:space="preserve">is conditional upon specified individuals surviving the &lt;&lt; Will.TestatorLabel &gt;&gt;, the requirement for the individuals to survive the &lt;&lt; Will.TestatorLabel &gt;&gt; shall not apply </w:t>
       </w:r>
       <w:r>
         <w:t xml:space="preserve">and the gift of the Residual Estate to the testamentary trust shall be valid </w:t>
@@ -4250,7 +4256,7 @@
         </w:numPr>
       </w:pPr>
       <w:r>
-        <w:t>if, at the time of the actual distribution of the Testator’s Residual Estate</w:t>
+        <w:t>if, at the time of the actual distribution of the &lt;&lt; Will.TestatorLabel &gt;&gt;’s Residual Estate</w:t>
       </w:r>
       <w:r>
         <w:t xml:space="preserve"> </w:t>
@@ -4304,7 +4310,7 @@
         <w:t>rus</w:t>
       </w:r>
       <w:r>
-        <w:t xml:space="preserve">t instead of to the trustee for the testamentary trust, then the person or persons who actually received that testamentary trust’s share of the Residual Estate (if more than one then in the proportions that they received the Residual Estate) shall be substituted in place of the testamentary trust for the purpose of determining the entitlement to the Undistributed Capital with reference to the distribution of the Testator’s Residual Estate, and if any of those persons are not living at the Default Date then the Giftover Provision shall apply; and </w:t>
+        <w:t xml:space="preserve">t instead of to the trustee for the testamentary trust, then the person or persons who actually received that testamentary trust’s share of the Residual Estate (if more than one then in the proportions that they received the Residual Estate) shall be substituted in place of the testamentary trust for the purpose of determining the entitlement to the Undistributed Capital with reference to the distribution of the &lt;&lt; Will.TestatorLabel &gt;&gt;’s Residual Estate, and if any of those persons are not living at the Default Date then the Giftover Provision shall apply; and </w:t>
       </w:r>
     </w:p>
     <w:p>
@@ -4338,7 +4344,7 @@
       </w:r>
       <w:r>
         <w:lastRenderedPageBreak/>
-        <w:t>the Residual Estate as if the Testator had died at the Default Time and as if the gift to this Trust had failed at the Default Time.</w:t>
+        <w:t>the Residual Estate as if the &lt;&lt; Will.TestatorLabel &gt;&gt; had died at the Default Time and as if the gift to this Trust had failed at the Default Time.</w:t>
       </w:r>
     </w:p>
     <w:p>
@@ -11098,7 +11104,7 @@
         </w:numPr>
       </w:pPr>
       <w:r>
-        <w:t>each of the following in relation to the Testator or a Primary Beneficiary:</w:t>
+        <w:t>each of the following in relation to the &lt;&lt; Will.TestatorLabel &gt;&gt; or a Primary Beneficiary:</w:t>
       </w:r>
     </w:p>
     <w:p>
@@ -11149,7 +11155,7 @@
         <w:pStyle w:val="Heading3"/>
       </w:pPr>
       <w:r>
-        <w:t>any parent or grandparent of the Testator or a Nominated Beneficiary.</w:t>
+        <w:t>any parent or grandparent of the &lt;&lt; Will.TestatorLabel &gt;&gt; or a Nominated Beneficiary.</w:t>
       </w:r>
     </w:p>
     <w:p>
@@ -11415,7 +11421,7 @@
         <w:rPr>
           <w:rStyle w:val="AEPBold"/>
         </w:rPr>
-        <w:t>Testator</w:t>
+        <w:t>&lt;&lt; Will.TestatorLabel &gt;&gt;</w:t>
       </w:r>
       <w:r>
         <w:t xml:space="preserve"> means </w:t>
@@ -12022,7 +12028,7 @@
               <w:rPr>
                 <w:rStyle w:val="AEPBold"/>
               </w:rPr>
-              <w:t>Testator</w:t>
+              <w:t>&lt;&lt; Will.TestatorLabel &gt;&gt;</w:t>
             </w:r>
           </w:p>
         </w:tc>
@@ -12322,12 +12328,12 @@
       </w:pPr>
     </w:p>
     <w:sectPr>
-      <w:headerReference w:type="even" r:id="rId11"/>
-      <w:headerReference w:type="default" r:id="rId12"/>
-      <w:footerReference w:type="even" r:id="rId13"/>
-      <w:footerReference w:type="default" r:id="rId14"/>
-      <w:headerReference w:type="first" r:id="rId15"/>
-      <w:footerReference w:type="first" r:id="rId16"/>
+      <w:headerReference w:type="default" r:id="rIdWillHdrBody"/>
+      <w:headerReference w:type="even" r:id="rIdWillHdrBody"/>
+      <w:headerReference w:type="first" r:id="rIdWillHdrBody"/>
+      <w:footerReference w:type="default" r:id="rIdWillFtrBody"/>
+      <w:footerReference w:type="even" r:id="rIdWillFtrBody"/>
+      <w:footerReference w:type="first" r:id="rIdWillFtrBody"/>
       <w:pgSz w:w="11906" w:h="16838" w:code="9"/>
       <w:pgMar w:top="1138" w:right="1138" w:bottom="1138" w:left="1138" w:header="706" w:footer="418" w:gutter="0"/>
       <w:pgNumType w:start="1"/>
@@ -12360,68 +12366,218 @@
 </file>
 
 <file path=word/footer1.xml><?xml version="1.0" encoding="utf-8"?>
-<w:ftr xmlns:wpc="http://schemas.microsoft.com/office/word/2010/wordprocessingCanvas" xmlns:cx="http://schemas.microsoft.com/office/drawing/2014/chartex" xmlns:cx1="http://schemas.microsoft.com/office/drawing/2015/9/8/chartex" xmlns:cx2="http://schemas.microsoft.com/office/drawing/2015/10/21/chartex" xmlns:cx3="http://schemas.microsoft.com/office/drawing/2016/5/9/chartex" xmlns:cx4="http://schemas.microsoft.com/office/drawing/2016/5/10/chartex" xmlns:cx5="http://schemas.microsoft.com/office/drawing/2016/5/11/chartex" xmlns:cx6="http://schemas.microsoft.com/office/drawing/2016/5/12/chartex" xmlns:cx7="http://schemas.microsoft.com/office/drawing/2016/5/13/chartex" xmlns:cx8="http://schemas.microsoft.com/office/drawing/2016/5/14/chartex" xmlns:mc="http://schemas.openxmlformats.org/markup-compatibility/2006" xmlns:aink="http://schemas.microsoft.com/office/drawing/2016/ink" xmlns:am3d="http://schemas.microsoft.com/office/drawing/2017/model3d" xmlns:o="urn:schemas-microsoft-com:office:office" xmlns:oel="http://schemas.microsoft.com/office/2019/extlst" xmlns:r="http://schemas.openxmlformats.org/officeDocument/2006/relationships" xmlns:m="http://schemas.openxmlformats.org/officeDocument/2006/math" xmlns:v="urn:schemas-microsoft-com:vml" xmlns:wp14="http://schemas.microsoft.com/office/word/2010/wordprocessingDrawing" xmlns:wp="http://schemas.openxmlformats.org/drawingml/2006/wordprocessingDrawing" xmlns:w10="urn:schemas-microsoft-com:office:word" xmlns:w="http://schemas.openxmlformats.org/wordprocessingml/2006/main" xmlns:w14="http://schemas.microsoft.com/office/word/2010/wordml" xmlns:w15="http://schemas.microsoft.com/office/word/2012/wordml" xmlns:w16cex="http://schemas.microsoft.com/office/word/2018/wordml/cex" xmlns:w16cid="http://schemas.microsoft.com/office/word/2016/wordml/cid" xmlns:w16="http://schemas.microsoft.com/office/word/2018/wordml" xmlns:w16du="http://schemas.microsoft.com/office/word/2023/wordml/word16du" xmlns:w16sdtdh="http://schemas.microsoft.com/office/word/2020/wordml/sdtdatahash" xmlns:w16sdtfl="http://schemas.microsoft.com/office/word/2024/wordml/sdtformatlock" xmlns:w16se="http://schemas.microsoft.com/office/word/2015/wordml/symex" xmlns:wpg="http://schemas.microsoft.com/office/word/2010/wordprocessingGroup" xmlns:wpi="http://schemas.microsoft.com/office/word/2010/wordprocessingInk" xmlns:wne="http://schemas.microsoft.com/office/word/2006/wordml" xmlns:wps="http://schemas.microsoft.com/office/word/2010/wordprocessingShape" mc:Ignorable="w14 w15 w16se w16cid w16 w16cex w16sdtdh w16sdtfl w16du wp14">
+<w:ftr xmlns:w="http://schemas.openxmlformats.org/wordprocessingml/2006/main" xmlns:r="http://schemas.openxmlformats.org/officeDocument/2006/relationships">
   <w:p>
     <w:pPr>
-      <w:pStyle w:val="Footer"/>
+      <w:spacing w:before="0" w:after="0" w:line="240" w:lineRule="auto"/>
+      <w:jc w:val="left"/>
+      <w:rPr>
+        <w:sz w:val="18"/>
+        <w:szCs w:val="18"/>
+      </w:rPr>
     </w:pPr>
   </w:p>
 </w:ftr>
 </file>
 
 <file path=word/footer2.xml><?xml version="1.0" encoding="utf-8"?>
-<w:ftr xmlns:wpc="http://schemas.microsoft.com/office/word/2010/wordprocessingCanvas" xmlns:cx="http://schemas.microsoft.com/office/drawing/2014/chartex" xmlns:cx1="http://schemas.microsoft.com/office/drawing/2015/9/8/chartex" xmlns:cx2="http://schemas.microsoft.com/office/drawing/2015/10/21/chartex" xmlns:cx3="http://schemas.microsoft.com/office/drawing/2016/5/9/chartex" xmlns:cx4="http://schemas.microsoft.com/office/drawing/2016/5/10/chartex" xmlns:cx5="http://schemas.microsoft.com/office/drawing/2016/5/11/chartex" xmlns:cx6="http://schemas.microsoft.com/office/drawing/2016/5/12/chartex" xmlns:cx7="http://schemas.microsoft.com/office/drawing/2016/5/13/chartex" xmlns:cx8="http://schemas.microsoft.com/office/drawing/2016/5/14/chartex" xmlns:mc="http://schemas.openxmlformats.org/markup-compatibility/2006" xmlns:aink="http://schemas.microsoft.com/office/drawing/2016/ink" xmlns:am3d="http://schemas.microsoft.com/office/drawing/2017/model3d" xmlns:o="urn:schemas-microsoft-com:office:office" xmlns:oel="http://schemas.microsoft.com/office/2019/extlst" xmlns:r="http://schemas.openxmlformats.org/officeDocument/2006/relationships" xmlns:m="http://schemas.openxmlformats.org/officeDocument/2006/math" xmlns:v="urn:schemas-microsoft-com:vml" xmlns:wp14="http://schemas.microsoft.com/office/word/2010/wordprocessingDrawing" xmlns:wp="http://schemas.openxmlformats.org/drawingml/2006/wordprocessingDrawing" xmlns:w10="urn:schemas-microsoft-com:office:word" xmlns:w="http://schemas.openxmlformats.org/wordprocessingml/2006/main" xmlns:w14="http://schemas.microsoft.com/office/word/2010/wordml" xmlns:w15="http://schemas.microsoft.com/office/word/2012/wordml" xmlns:w16cex="http://schemas.microsoft.com/office/word/2018/wordml/cex" xmlns:w16cid="http://schemas.microsoft.com/office/word/2016/wordml/cid" xmlns:w16="http://schemas.microsoft.com/office/word/2018/wordml" xmlns:w16du="http://schemas.microsoft.com/office/word/2023/wordml/word16du" xmlns:w16sdtdh="http://schemas.microsoft.com/office/word/2020/wordml/sdtdatahash" xmlns:w16sdtfl="http://schemas.microsoft.com/office/word/2024/wordml/sdtformatlock" xmlns:w16se="http://schemas.microsoft.com/office/word/2015/wordml/symex" xmlns:wpg="http://schemas.microsoft.com/office/word/2010/wordprocessingGroup" xmlns:wpi="http://schemas.microsoft.com/office/word/2010/wordprocessingInk" xmlns:wne="http://schemas.microsoft.com/office/word/2006/wordml" xmlns:wps="http://schemas.microsoft.com/office/word/2010/wordprocessingShape" mc:Ignorable="w14 w15 w16se w16cid w16 w16cex w16sdtdh w16sdtfl w16du wp14">
-  <w:sdt>
-    <w:sdtPr>
-      <w:id w:val="246151438"/>
-      <w:docPartObj>
-        <w:docPartGallery w:val="Page Numbers (Bottom of Page)"/>
-        <w:docPartUnique/>
-      </w:docPartObj>
-    </w:sdtPr>
-    <w:sdtEndPr>
-      <w:rPr>
-        <w:noProof/>
-      </w:rPr>
-    </w:sdtEndPr>
-    <w:sdtContent>
-      <w:p>
-        <w:pPr>
-          <w:pStyle w:val="Footer"/>
-          <w:jc w:val="right"/>
-        </w:pPr>
-        <w:r>
-          <w:fldChar w:fldCharType="begin"/>
-        </w:r>
-        <w:r>
-          <w:instrText xml:space="preserve"> PAGE   \* MERGEFORMAT </w:instrText>
-        </w:r>
-        <w:r>
-          <w:fldChar w:fldCharType="separate"/>
-        </w:r>
-        <w:r>
-          <w:rPr>
-            <w:noProof/>
-          </w:rPr>
-          <w:t>2</w:t>
-        </w:r>
-        <w:r>
-          <w:rPr>
-            <w:noProof/>
-          </w:rPr>
-          <w:fldChar w:fldCharType="end"/>
-        </w:r>
-      </w:p>
-    </w:sdtContent>
-  </w:sdt>
-</w:ftr>
-</file>
-
-<file path=word/footer3.xml><?xml version="1.0" encoding="utf-8"?>
-<w:ftr xmlns:wpc="http://schemas.microsoft.com/office/word/2010/wordprocessingCanvas" xmlns:cx="http://schemas.microsoft.com/office/drawing/2014/chartex" xmlns:cx1="http://schemas.microsoft.com/office/drawing/2015/9/8/chartex" xmlns:cx2="http://schemas.microsoft.com/office/drawing/2015/10/21/chartex" xmlns:cx3="http://schemas.microsoft.com/office/drawing/2016/5/9/chartex" xmlns:cx4="http://schemas.microsoft.com/office/drawing/2016/5/10/chartex" xmlns:cx5="http://schemas.microsoft.com/office/drawing/2016/5/11/chartex" xmlns:cx6="http://schemas.microsoft.com/office/drawing/2016/5/12/chartex" xmlns:cx7="http://schemas.microsoft.com/office/drawing/2016/5/13/chartex" xmlns:cx8="http://schemas.microsoft.com/office/drawing/2016/5/14/chartex" xmlns:mc="http://schemas.openxmlformats.org/markup-compatibility/2006" xmlns:aink="http://schemas.microsoft.com/office/drawing/2016/ink" xmlns:am3d="http://schemas.microsoft.com/office/drawing/2017/model3d" xmlns:o="urn:schemas-microsoft-com:office:office" xmlns:oel="http://schemas.microsoft.com/office/2019/extlst" xmlns:r="http://schemas.openxmlformats.org/officeDocument/2006/relationships" xmlns:m="http://schemas.openxmlformats.org/officeDocument/2006/math" xmlns:v="urn:schemas-microsoft-com:vml" xmlns:wp14="http://schemas.microsoft.com/office/word/2010/wordprocessingDrawing" xmlns:wp="http://schemas.openxmlformats.org/drawingml/2006/wordprocessingDrawing" xmlns:w10="urn:schemas-microsoft-com:office:word" xmlns:w="http://schemas.openxmlformats.org/wordprocessingml/2006/main" xmlns:w14="http://schemas.microsoft.com/office/word/2010/wordml" xmlns:w15="http://schemas.microsoft.com/office/word/2012/wordml" xmlns:w16cex="http://schemas.microsoft.com/office/word/2018/wordml/cex" xmlns:w16cid="http://schemas.microsoft.com/office/word/2016/wordml/cid" xmlns:w16="http://schemas.microsoft.com/office/word/2018/wordml" xmlns:w16du="http://schemas.microsoft.com/office/word/2023/wordml/word16du" xmlns:w16sdtdh="http://schemas.microsoft.com/office/word/2020/wordml/sdtdatahash" xmlns:w16sdtfl="http://schemas.microsoft.com/office/word/2024/wordml/sdtformatlock" xmlns:w16se="http://schemas.microsoft.com/office/word/2015/wordml/symex" xmlns:wpg="http://schemas.microsoft.com/office/word/2010/wordprocessingGroup" xmlns:wpi="http://schemas.microsoft.com/office/word/2010/wordprocessingInk" xmlns:wne="http://schemas.microsoft.com/office/word/2006/wordml" xmlns:wps="http://schemas.microsoft.com/office/word/2010/wordprocessingShape" mc:Ignorable="w14 w15 w16se w16cid w16 w16cex w16sdtdh w16sdtfl w16du wp14">
+<w:ftr xmlns:w="http://schemas.openxmlformats.org/wordprocessingml/2006/main" xmlns:r="http://schemas.openxmlformats.org/officeDocument/2006/relationships">
+  <w:tbl>
+    <w:tblPr>
+      <w:tblW w:w="9630" w:type="dxa"/>
+      <w:tblBorders>
+        <w:top w:val="nil"/>
+        <w:left w:val="nil"/>
+        <w:bottom w:val="nil"/>
+        <w:right w:val="nil"/>
+        <w:insideH w:val="nil"/>
+        <w:insideV w:val="nil"/>
+      </w:tblBorders>
+      <w:tblLayout w:type="fixed"/>
+      <w:tblCellMar>
+        <w:left w:w="0" w:type="dxa"/>
+        <w:right w:w="0" w:type="dxa"/>
+      </w:tblCellMar>
+      <w:tblLook w:val="0000"/>
+    </w:tblPr>
+    <w:tblGrid>
+      <w:gridCol w:w="4815"/>
+      <w:gridCol w:w="4815"/>
+    </w:tblGrid>
+    <w:tr>
+      <w:tc>
+        <w:tcPr>
+          <w:tcW w:w="4815" w:type="dxa"/>
+        </w:tcPr>
+        <w:p>
+          <w:pPr>
+            <w:spacing w:before="360" w:after="0" w:line="240" w:lineRule="auto"/>
+            <w:jc w:val="left"/>
+            <w:rPr>
+              <w:sz w:val="18"/>
+              <w:szCs w:val="18"/>
+            </w:rPr>
+          </w:pPr>
+          <w:r>
+            <w:rPr>
+              <w:sz w:val="18"/>
+              <w:szCs w:val="18"/>
+            </w:rPr>
+            <w:t xml:space="preserve">__________________________________</w:t>
+          </w:r>
+        </w:p>
+        <w:p>
+          <w:pPr>
+            <w:spacing w:before="0" w:after="0" w:line="240" w:lineRule="auto"/>
+            <w:jc w:val="left"/>
+            <w:rPr>
+              <w:sz w:val="18"/>
+              <w:szCs w:val="18"/>
+            </w:rPr>
+          </w:pPr>
+          <w:r>
+            <w:rPr>
+              <w:sz w:val="18"/>
+              <w:szCs w:val="18"/>
+            </w:rPr>
+            <w:t xml:space="preserve">&lt;&lt; Will.TestatorLabel &gt;&gt;</w:t>
+          </w:r>
+        </w:p>
+        <w:p>
+          <w:pPr>
+            <w:spacing w:before="160" w:after="0" w:line="240" w:lineRule="auto"/>
+            <w:jc w:val="left"/>
+            <w:rPr>
+              <w:sz w:val="18"/>
+              <w:szCs w:val="18"/>
+            </w:rPr>
+          </w:pPr>
+          <w:r>
+            <w:rPr>
+              <w:sz w:val="18"/>
+              <w:szCs w:val="18"/>
+            </w:rPr>
+            <w:t xml:space="preserve">Date ____/____/____</w:t>
+          </w:r>
+        </w:p>
+      </w:tc>
+      <w:tc>
+        <w:tcPr>
+          <w:tcW w:w="4815" w:type="dxa"/>
+        </w:tcPr>
+        <w:p>
+          <w:pPr>
+            <w:spacing w:before="360" w:after="0" w:line="240" w:lineRule="auto"/>
+            <w:rPr>
+              <w:sz w:val="18"/>
+              <w:szCs w:val="18"/>
+            </w:rPr>
+          </w:pPr>
+          <w:bookmarkStart w:id="9001" w:name="ExecutorFooter"/>
+          <w:r>
+            <w:rPr>
+              <w:sz w:val="18"/>
+              <w:szCs w:val="18"/>
+            </w:rPr>
+            <w:t xml:space="preserve">__________________________________</w:t>
+          </w:r>
+        </w:p>
+        <w:p>
+          <w:pPr>
+            <w:spacing w:before="0" w:after="0" w:line="240" w:lineRule="auto"/>
+            <w:rPr>
+              <w:sz w:val="18"/>
+              <w:szCs w:val="18"/>
+            </w:rPr>
+          </w:pPr>
+          <w:r>
+            <w:rPr>
+              <w:sz w:val="18"/>
+              <w:szCs w:val="18"/>
+            </w:rPr>
+            <w:t xml:space="preserve">&lt;&lt; Matter.CustomField.InitialExecutor &gt;&gt;</w:t>
+          </w:r>
+          <w:bookmarkEnd w:id="9001"/>
+        </w:p>
+        <w:p>
+          <w:pPr>
+            <w:spacing w:before="360" w:after="0" w:line="240" w:lineRule="auto"/>
+            <w:jc w:val="left"/>
+            <w:rPr>
+              <w:sz w:val="18"/>
+              <w:szCs w:val="18"/>
+            </w:rPr>
+          </w:pPr>
+          <w:r>
+            <w:rPr>
+              <w:sz w:val="18"/>
+              <w:szCs w:val="18"/>
+            </w:rPr>
+            <w:t xml:space="preserve">__________________________________</w:t>
+          </w:r>
+        </w:p>
+        <w:p>
+          <w:pPr>
+            <w:spacing w:before="0" w:after="0" w:line="240" w:lineRule="auto"/>
+            <w:jc w:val="left"/>
+            <w:rPr>
+              <w:sz w:val="18"/>
+              <w:szCs w:val="18"/>
+            </w:rPr>
+          </w:pPr>
+          <w:r>
+            <w:rPr>
+              <w:sz w:val="18"/>
+              <w:szCs w:val="18"/>
+            </w:rPr>
+            <w:t xml:space="preserve">Witness 1</w:t>
+          </w:r>
+        </w:p>
+        <w:p>
+          <w:pPr>
+            <w:spacing w:before="360" w:after="0" w:line="240" w:lineRule="auto"/>
+            <w:jc w:val="left"/>
+            <w:rPr>
+              <w:sz w:val="18"/>
+              <w:szCs w:val="18"/>
+            </w:rPr>
+          </w:pPr>
+          <w:r>
+            <w:rPr>
+              <w:sz w:val="18"/>
+              <w:szCs w:val="18"/>
+            </w:rPr>
+            <w:t xml:space="preserve">__________________________________</w:t>
+          </w:r>
+        </w:p>
+        <w:p>
+          <w:pPr>
+            <w:spacing w:before="0" w:after="0" w:line="240" w:lineRule="auto"/>
+            <w:jc w:val="left"/>
+            <w:rPr>
+              <w:sz w:val="18"/>
+              <w:szCs w:val="18"/>
+            </w:rPr>
+          </w:pPr>
+          <w:r>
+            <w:rPr>
+              <w:sz w:val="18"/>
+              <w:szCs w:val="18"/>
+            </w:rPr>
+            <w:t xml:space="preserve">Witness 2</w:t>
+          </w:r>
+        </w:p>
+      </w:tc>
+    </w:tr>
+  </w:tbl>
   <w:p>
     <w:pPr>
-      <w:pStyle w:val="Footer"/>
+      <w:spacing w:before="0" w:after="0" w:line="240" w:lineRule="auto"/>
+      <w:jc w:val="left"/>
+      <w:rPr>
+        <w:sz w:val="18"/>
+        <w:szCs w:val="18"/>
+      </w:rPr>
     </w:pPr>
   </w:p>
 </w:ftr>
@@ -12449,31 +12605,175 @@
 </file>
 
 <file path=word/header1.xml><?xml version="1.0" encoding="utf-8"?>
-<w:hdr xmlns:wpc="http://schemas.microsoft.com/office/word/2010/wordprocessingCanvas" xmlns:cx="http://schemas.microsoft.com/office/drawing/2014/chartex" xmlns:cx1="http://schemas.microsoft.com/office/drawing/2015/9/8/chartex" xmlns:cx2="http://schemas.microsoft.com/office/drawing/2015/10/21/chartex" xmlns:cx3="http://schemas.microsoft.com/office/drawing/2016/5/9/chartex" xmlns:cx4="http://schemas.microsoft.com/office/drawing/2016/5/10/chartex" xmlns:cx5="http://schemas.microsoft.com/office/drawing/2016/5/11/chartex" xmlns:cx6="http://schemas.microsoft.com/office/drawing/2016/5/12/chartex" xmlns:cx7="http://schemas.microsoft.com/office/drawing/2016/5/13/chartex" xmlns:cx8="http://schemas.microsoft.com/office/drawing/2016/5/14/chartex" xmlns:mc="http://schemas.openxmlformats.org/markup-compatibility/2006" xmlns:aink="http://schemas.microsoft.com/office/drawing/2016/ink" xmlns:am3d="http://schemas.microsoft.com/office/drawing/2017/model3d" xmlns:o="urn:schemas-microsoft-com:office:office" xmlns:oel="http://schemas.microsoft.com/office/2019/extlst" xmlns:r="http://schemas.openxmlformats.org/officeDocument/2006/relationships" xmlns:m="http://schemas.openxmlformats.org/officeDocument/2006/math" xmlns:v="urn:schemas-microsoft-com:vml" xmlns:wp14="http://schemas.microsoft.com/office/word/2010/wordprocessingDrawing" xmlns:wp="http://schemas.openxmlformats.org/drawingml/2006/wordprocessingDrawing" xmlns:w10="urn:schemas-microsoft-com:office:word" xmlns:w="http://schemas.openxmlformats.org/wordprocessingml/2006/main" xmlns:w14="http://schemas.microsoft.com/office/word/2010/wordml" xmlns:w15="http://schemas.microsoft.com/office/word/2012/wordml" xmlns:w16cex="http://schemas.microsoft.com/office/word/2018/wordml/cex" xmlns:w16cid="http://schemas.microsoft.com/office/word/2016/wordml/cid" xmlns:w16="http://schemas.microsoft.com/office/word/2018/wordml" xmlns:w16du="http://schemas.microsoft.com/office/word/2023/wordml/word16du" xmlns:w16sdtdh="http://schemas.microsoft.com/office/word/2020/wordml/sdtdatahash" xmlns:w16sdtfl="http://schemas.microsoft.com/office/word/2024/wordml/sdtformatlock" xmlns:w16se="http://schemas.microsoft.com/office/word/2015/wordml/symex" xmlns:wpg="http://schemas.microsoft.com/office/word/2010/wordprocessingGroup" xmlns:wpi="http://schemas.microsoft.com/office/word/2010/wordprocessingInk" xmlns:wne="http://schemas.microsoft.com/office/word/2006/wordml" xmlns:wps="http://schemas.microsoft.com/office/word/2010/wordprocessingShape" mc:Ignorable="w14 w15 w16se w16cid w16 w16cex w16sdtdh w16sdtfl w16du wp14">
+<w:hdr xmlns:w="http://schemas.openxmlformats.org/wordprocessingml/2006/main" xmlns:r="http://schemas.openxmlformats.org/officeDocument/2006/relationships">
   <w:p>
     <w:pPr>
-      <w:pStyle w:val="Header"/>
+      <w:spacing w:before="0" w:after="0" w:line="240" w:lineRule="auto"/>
+      <w:jc w:val="left"/>
+      <w:rPr>
+        <w:sz w:val="18"/>
+        <w:szCs w:val="18"/>
+      </w:rPr>
     </w:pPr>
+    <w:r>
+      <w:rPr>
+        <w:sz w:val="18"/>
+        <w:szCs w:val="18"/>
+      </w:rPr>
+      <w:t xml:space="preserve">WILL OF </w:t>
+    </w:r>
+    <w:r>
+      <w:rPr>
+        <w:caps/>
+        <w:sz w:val="18"/>
+        <w:szCs w:val="18"/>
+      </w:rPr>
+      <w:t xml:space="preserve">&lt;&lt; Matter.Client.Name &gt;&gt;</w:t>
+    </w:r>
   </w:p>
 </w:hdr>
 </file>
 
 <file path=word/header2.xml><?xml version="1.0" encoding="utf-8"?>
-<w:hdr xmlns:wpc="http://schemas.microsoft.com/office/word/2010/wordprocessingCanvas" xmlns:cx="http://schemas.microsoft.com/office/drawing/2014/chartex" xmlns:cx1="http://schemas.microsoft.com/office/drawing/2015/9/8/chartex" xmlns:cx2="http://schemas.microsoft.com/office/drawing/2015/10/21/chartex" xmlns:cx3="http://schemas.microsoft.com/office/drawing/2016/5/9/chartex" xmlns:cx4="http://schemas.microsoft.com/office/drawing/2016/5/10/chartex" xmlns:cx5="http://schemas.microsoft.com/office/drawing/2016/5/11/chartex" xmlns:cx6="http://schemas.microsoft.com/office/drawing/2016/5/12/chartex" xmlns:cx7="http://schemas.microsoft.com/office/drawing/2016/5/13/chartex" xmlns:cx8="http://schemas.microsoft.com/office/drawing/2016/5/14/chartex" xmlns:mc="http://schemas.openxmlformats.org/markup-compatibility/2006" xmlns:aink="http://schemas.microsoft.com/office/drawing/2016/ink" xmlns:am3d="http://schemas.microsoft.com/office/drawing/2017/model3d" xmlns:o="urn:schemas-microsoft-com:office:office" xmlns:oel="http://schemas.microsoft.com/office/2019/extlst" xmlns:r="http://schemas.openxmlformats.org/officeDocument/2006/relationships" xmlns:m="http://schemas.openxmlformats.org/officeDocument/2006/math" xmlns:v="urn:schemas-microsoft-com:vml" xmlns:wp14="http://schemas.microsoft.com/office/word/2010/wordprocessingDrawing" xmlns:wp="http://schemas.openxmlformats.org/drawingml/2006/wordprocessingDrawing" xmlns:w10="urn:schemas-microsoft-com:office:word" xmlns:w="http://schemas.openxmlformats.org/wordprocessingml/2006/main" xmlns:w14="http://schemas.microsoft.com/office/word/2010/wordml" xmlns:w15="http://schemas.microsoft.com/office/word/2012/wordml" xmlns:w16cex="http://schemas.microsoft.com/office/word/2018/wordml/cex" xmlns:w16cid="http://schemas.microsoft.com/office/word/2016/wordml/cid" xmlns:w16="http://schemas.microsoft.com/office/word/2018/wordml" xmlns:w16du="http://schemas.microsoft.com/office/word/2023/wordml/word16du" xmlns:w16sdtdh="http://schemas.microsoft.com/office/word/2020/wordml/sdtdatahash" xmlns:w16sdtfl="http://schemas.microsoft.com/office/word/2024/wordml/sdtformatlock" xmlns:w16se="http://schemas.microsoft.com/office/word/2015/wordml/symex" xmlns:wpg="http://schemas.microsoft.com/office/word/2010/wordprocessingGroup" xmlns:wpi="http://schemas.microsoft.com/office/word/2010/wordprocessingInk" xmlns:wne="http://schemas.microsoft.com/office/word/2006/wordml" xmlns:wps="http://schemas.microsoft.com/office/word/2010/wordprocessingShape" mc:Ignorable="w14 w15 w16se w16cid w16 w16cex w16sdtdh w16sdtfl w16du wp14">
+<w:hdr xmlns:w="http://schemas.openxmlformats.org/wordprocessingml/2006/main" xmlns:r="http://schemas.openxmlformats.org/officeDocument/2006/relationships">
   <w:p>
     <w:pPr>
-      <w:pStyle w:val="Header"/>
+      <w:tabs>
+        <w:tab w:val="right" w:pos="9630"/>
+      </w:tabs>
+      <w:spacing w:before="0" w:after="0" w:line="240" w:lineRule="auto"/>
+      <w:jc w:val="left"/>
+      <w:rPr>
+        <w:sz w:val="18"/>
+        <w:szCs w:val="18"/>
+      </w:rPr>
     </w:pPr>
-  </w:p>
-</w:hdr>
-</file>
-
-<file path=word/header3.xml><?xml version="1.0" encoding="utf-8"?>
-<w:hdr xmlns:wpc="http://schemas.microsoft.com/office/word/2010/wordprocessingCanvas" xmlns:cx="http://schemas.microsoft.com/office/drawing/2014/chartex" xmlns:cx1="http://schemas.microsoft.com/office/drawing/2015/9/8/chartex" xmlns:cx2="http://schemas.microsoft.com/office/drawing/2015/10/21/chartex" xmlns:cx3="http://schemas.microsoft.com/office/drawing/2016/5/9/chartex" xmlns:cx4="http://schemas.microsoft.com/office/drawing/2016/5/10/chartex" xmlns:cx5="http://schemas.microsoft.com/office/drawing/2016/5/11/chartex" xmlns:cx6="http://schemas.microsoft.com/office/drawing/2016/5/12/chartex" xmlns:cx7="http://schemas.microsoft.com/office/drawing/2016/5/13/chartex" xmlns:cx8="http://schemas.microsoft.com/office/drawing/2016/5/14/chartex" xmlns:mc="http://schemas.openxmlformats.org/markup-compatibility/2006" xmlns:aink="http://schemas.microsoft.com/office/drawing/2016/ink" xmlns:am3d="http://schemas.microsoft.com/office/drawing/2017/model3d" xmlns:o="urn:schemas-microsoft-com:office:office" xmlns:oel="http://schemas.microsoft.com/office/2019/extlst" xmlns:r="http://schemas.openxmlformats.org/officeDocument/2006/relationships" xmlns:m="http://schemas.openxmlformats.org/officeDocument/2006/math" xmlns:v="urn:schemas-microsoft-com:vml" xmlns:wp14="http://schemas.microsoft.com/office/word/2010/wordprocessingDrawing" xmlns:wp="http://schemas.openxmlformats.org/drawingml/2006/wordprocessingDrawing" xmlns:w10="urn:schemas-microsoft-com:office:word" xmlns:w="http://schemas.openxmlformats.org/wordprocessingml/2006/main" xmlns:w14="http://schemas.microsoft.com/office/word/2010/wordml" xmlns:w15="http://schemas.microsoft.com/office/word/2012/wordml" xmlns:w16cex="http://schemas.microsoft.com/office/word/2018/wordml/cex" xmlns:w16cid="http://schemas.microsoft.com/office/word/2016/wordml/cid" xmlns:w16="http://schemas.microsoft.com/office/word/2018/wordml" xmlns:w16du="http://schemas.microsoft.com/office/word/2023/wordml/word16du" xmlns:w16sdtdh="http://schemas.microsoft.com/office/word/2020/wordml/sdtdatahash" xmlns:w16sdtfl="http://schemas.microsoft.com/office/word/2024/wordml/sdtformatlock" xmlns:w16se="http://schemas.microsoft.com/office/word/2015/wordml/symex" xmlns:wpg="http://schemas.microsoft.com/office/word/2010/wordprocessingGroup" xmlns:wpi="http://schemas.microsoft.com/office/word/2010/wordprocessingInk" xmlns:wne="http://schemas.microsoft.com/office/word/2006/wordml" xmlns:wps="http://schemas.microsoft.com/office/word/2010/wordprocessingShape" mc:Ignorable="w14 w15 w16se w16cid w16 w16cex w16sdtdh w16sdtfl w16du wp14">
-  <w:p>
-    <w:pPr>
-      <w:pStyle w:val="Header"/>
-    </w:pPr>
+    <w:r>
+      <w:rPr>
+        <w:sz w:val="18"/>
+        <w:szCs w:val="18"/>
+      </w:rPr>
+      <w:t xml:space="preserve">WILL OF </w:t>
+    </w:r>
+    <w:r>
+      <w:rPr>
+        <w:caps/>
+        <w:sz w:val="18"/>
+        <w:szCs w:val="18"/>
+      </w:rPr>
+      <w:t xml:space="preserve">&lt;&lt; Matter.Client.Name &gt;&gt;</w:t>
+    </w:r>
+    <w:r>
+      <w:rPr>
+        <w:sz w:val="18"/>
+        <w:szCs w:val="18"/>
+      </w:rPr>
+      <w:tab/>
+    </w:r>
+    <w:r>
+      <w:rPr>
+        <w:sz w:val="18"/>
+        <w:szCs w:val="18"/>
+      </w:rPr>
+      <w:t xml:space="preserve">Page </w:t>
+    </w:r>
+    <w:r>
+      <w:rPr>
+        <w:b/>
+        <w:bCs/>
+        <w:sz w:val="18"/>
+        <w:szCs w:val="18"/>
+      </w:rPr>
+      <w:fldChar w:fldCharType="begin"/>
+    </w:r>
+    <w:r>
+      <w:rPr>
+        <w:b/>
+        <w:bCs/>
+        <w:sz w:val="18"/>
+        <w:szCs w:val="18"/>
+      </w:rPr>
+      <w:instrText xml:space="preserve"> PAGE </w:instrText>
+    </w:r>
+    <w:r>
+      <w:rPr>
+        <w:b/>
+        <w:bCs/>
+        <w:sz w:val="18"/>
+        <w:szCs w:val="18"/>
+      </w:rPr>
+      <w:fldChar w:fldCharType="separate"/>
+    </w:r>
+    <w:r>
+      <w:rPr>
+        <w:b/>
+        <w:bCs/>
+        <w:sz w:val="18"/>
+        <w:szCs w:val="18"/>
+      </w:rPr>
+      <w:t>1</w:t>
+    </w:r>
+    <w:r>
+      <w:rPr>
+        <w:b/>
+        <w:bCs/>
+        <w:sz w:val="18"/>
+        <w:szCs w:val="18"/>
+      </w:rPr>
+      <w:fldChar w:fldCharType="end"/>
+    </w:r>
+    <w:r>
+      <w:rPr>
+        <w:sz w:val="18"/>
+        <w:szCs w:val="18"/>
+      </w:rPr>
+      <w:t xml:space="preserve"> of </w:t>
+    </w:r>
+    <w:r>
+      <w:rPr>
+        <w:b/>
+        <w:bCs/>
+        <w:sz w:val="18"/>
+        <w:szCs w:val="18"/>
+      </w:rPr>
+      <w:fldChar w:fldCharType="begin"/>
+    </w:r>
+    <w:r>
+      <w:rPr>
+        <w:b/>
+        <w:bCs/>
+        <w:sz w:val="18"/>
+        <w:szCs w:val="18"/>
+      </w:rPr>
+      <w:instrText xml:space="preserve"> SECTIONPAGES </w:instrText>
+    </w:r>
+    <w:r>
+      <w:rPr>
+        <w:b/>
+        <w:bCs/>
+        <w:sz w:val="18"/>
+        <w:szCs w:val="18"/>
+      </w:rPr>
+      <w:fldChar w:fldCharType="separate"/>
+    </w:r>
+    <w:r>
+      <w:rPr>
+        <w:b/>
+        <w:bCs/>
+        <w:sz w:val="18"/>
+        <w:szCs w:val="18"/>
+      </w:rPr>
+      <w:t>1</w:t>
+    </w:r>
+    <w:r>
+      <w:rPr>
+        <w:b/>
+        <w:bCs/>
+        <w:sz w:val="18"/>
+        <w:szCs w:val="18"/>
+      </w:rPr>
+      <w:fldChar w:fldCharType="end"/>
+    </w:r>
   </w:p>
 </w:hdr>
 </file>
